--- a/Emerging-Technologies-for-the-Circular-Economy/Exercises/E04-LCA-Part-2.docx
+++ b/Emerging-Technologies-for-the-Circular-Economy/Exercises/E04-LCA-Part-2.docx
@@ -22,7 +22,7 @@
         <mc:AlternateContent>
           <mc:Choice Requires="wpg">
             <w:drawing>
-              <wp:anchor distT="0" distB="3175" distL="0" distR="0" simplePos="0" relativeHeight="7" behindDoc="1" locked="0" layoutInCell="0" allowOverlap="1" wp14:anchorId="403E3148">
+              <wp:anchor distT="0" distB="3175" distL="0" distR="0" simplePos="0" relativeHeight="10" behindDoc="1" locked="0" layoutInCell="0" allowOverlap="1" wp14:anchorId="403E3148">
                 <wp:simplePos x="0" y="0"/>
                 <wp:positionH relativeFrom="page">
                   <wp:posOffset>2438400</wp:posOffset>
@@ -59,16 +59,16 @@
                           <wps:cNvSpPr/>
                           <wps:spPr>
                             <a:xfrm>
-                              <a:off x="4863960" y="0"/>
-                              <a:ext cx="521280" cy="11593080"/>
+                              <a:off x="4864680" y="0"/>
+                              <a:ext cx="520560" cy="11593080"/>
                             </a:xfrm>
                             <a:custGeom>
                               <a:avLst/>
                               <a:gdLst>
-                                <a:gd name="textAreaLeft" fmla="*/ 0 w 295560"/>
-                                <a:gd name="textAreaRight" fmla="*/ 298080 w 295560"/>
+                                <a:gd name="textAreaLeft" fmla="*/ 0 w 295200"/>
+                                <a:gd name="textAreaRight" fmla="*/ 298080 w 295200"/>
                                 <a:gd name="textAreaTop" fmla="*/ 0 h 6572520"/>
-                                <a:gd name="textAreaBottom" fmla="*/ 6575040 h 6572520"/>
+                                <a:gd name="textAreaBottom" fmla="*/ 6575400 h 6572520"/>
                               </a:gdLst>
                               <a:ahLst/>
                               <a:cxnLst/>
@@ -401,19 +401,7 @@
         <w:rPr>
           <w:lang w:val="de-DE" w:eastAsia="de-DE"/>
         </w:rPr>
-        <w:t>Attend the LIVE Session after the lecture on 01.0</w:t>
-      </w:r>
-      <w:r>
-        <w:rPr>
-          <w:lang w:val="de-DE" w:eastAsia="de-DE"/>
-        </w:rPr>
-        <w:t>6</w:t>
-      </w:r>
-      <w:r>
-        <w:rPr>
-          <w:lang w:val="de-DE" w:eastAsia="de-DE"/>
-        </w:rPr>
-        <w:t xml:space="preserve">.2026. </w:t>
+        <w:t xml:space="preserve">Attend the LIVE Session after the lecture on 01.06.2026. </w:t>
       </w:r>
     </w:p>
     <w:p>
@@ -501,13 +489,7 @@
           <w:lang w:val="de-DE" w:eastAsia="de-DE"/>
         </w:rPr>
         <w:tab/>
-        <w:t xml:space="preserve">- </w:t>
-      </w:r>
-      <w:r>
-        <w:rPr>
-          <w:lang w:val="de-DE" w:eastAsia="de-DE"/>
-        </w:rPr>
-        <w:t>Determine at least 3 impact categories, e.g. Climate Change, Water Use,     Microplastic Pollution for using your washing machine, based on the LCI results from E03.</w:t>
+        <w:t>- Determine at least 3 impact categories, e.g. Climate Change, Water Use,     Microplastic Pollution for using your washing machine, based on the LCI results from E03.</w:t>
       </w:r>
     </w:p>
     <w:p>
@@ -530,13 +512,7 @@
           <w:lang w:val="de-DE" w:eastAsia="de-DE"/>
         </w:rPr>
         <w:tab/>
-        <w:t xml:space="preserve">- </w:t>
-      </w:r>
-      <w:r>
-        <w:rPr>
-          <w:lang w:val="de-DE" w:eastAsia="de-DE"/>
-        </w:rPr>
-        <w:t>For each Impact Category, define in the following information:</w:t>
+        <w:t>- For each Impact Category, define in the following information:</w:t>
       </w:r>
     </w:p>
     <w:p>
@@ -807,7 +783,7 @@
                 <w:sz w:val="14"/>
                 <w:szCs w:val="14"/>
               </w:rPr>
-              <w:t xml:space="preserve">Quantifiable representation of an impact category </w:t>
+              <w:t>Quantifiable representation of an impact category</w:t>
             </w:r>
           </w:p>
         </w:tc>
@@ -925,7 +901,7 @@
                 <w:sz w:val="14"/>
                 <w:szCs w:val="14"/>
               </w:rPr>
-              <w:t xml:space="preserve">Total potential impact of a product system for a specific impact category, expressed in the common unit of the selected category indicator. </w:t>
+              <w:t>Total potential impact of a product system for a specific impact category, expressed in the common unit of the selected category indicator.</w:t>
             </w:r>
           </w:p>
         </w:tc>
@@ -1094,11 +1070,7 @@
       </w:pPr>
       <w:r>
         <w:rPr/>
-        <w:t xml:space="preserve">- </w:t>
-      </w:r>
-      <w:r>
-        <w:rPr/>
-        <w:t>For each Impact Category, compute</w:t>
+        <w:t>- For each Impact Category, compute</w:t>
       </w:r>
     </w:p>
     <w:p>
@@ -1264,14 +1236,7 @@
           <w:color w:val="000000"/>
           <w:spacing w:val="0"/>
         </w:rPr>
-        <w:t>- R</w:t>
-      </w:r>
-      <w:r>
-        <w:rPr>
-          <w:color w:val="000000"/>
-          <w:spacing w:val="0"/>
-        </w:rPr>
-        <w:t>ecommend a changes that can be made to reduce this impact.</w:t>
+        <w:t>- Recommend a changes that can be made to reduce this impact.</w:t>
       </w:r>
     </w:p>
     <w:p>
@@ -1297,14 +1262,52 @@
           <w:color w:val="000000"/>
           <w:spacing w:val="0"/>
         </w:rPr>
-        <w:t xml:space="preserve">- </w:t>
-      </w:r>
-      <w:r>
-        <w:rPr>
-          <w:color w:val="000000"/>
-          <w:spacing w:val="0"/>
-        </w:rPr>
-        <w:t>Write a conclusion of what you learned through this LCA (E03 + E04)</w:t>
+        <w:t>- Write a conclusion of what you learned through this LCA (E03 + E04)</w:t>
+      </w:r>
+    </w:p>
+    <w:p>
+      <w:pPr>
+        <w:pStyle w:val="Normal"/>
+        <w:tabs>
+          <w:tab w:val="clear" w:pos="720"/>
+          <w:tab w:val="left" w:pos="567" w:leader="none"/>
+        </w:tabs>
+        <w:spacing w:lineRule="exact" w:line="340" w:before="0" w:after="120"/>
+        <w:ind w:hanging="0" w:left="1080"/>
+        <w:jc w:val="left"/>
+        <w:rPr>
+          <w:lang w:val="de-DE" w:eastAsia="de-DE"/>
+        </w:rPr>
+      </w:pPr>
+      <w:r>
+        <w:rPr>
+          <w:lang w:val="de-DE" w:eastAsia="de-DE"/>
+        </w:rPr>
+      </w:r>
+    </w:p>
+    <w:p>
+      <w:pPr>
+        <w:pStyle w:val="Normal"/>
+        <w:tabs>
+          <w:tab w:val="clear" w:pos="720"/>
+          <w:tab w:val="left" w:pos="567" w:leader="none"/>
+        </w:tabs>
+        <w:spacing w:lineRule="exact" w:line="340" w:before="0" w:after="120"/>
+        <w:ind w:hanging="0" w:left="0"/>
+        <w:jc w:val="left"/>
+        <w:rPr>
+          <w:b/>
+          <w:bCs/>
+          <w:lang w:val="de-DE" w:eastAsia="de-DE"/>
+        </w:rPr>
+      </w:pPr>
+      <w:r>
+        <w:rPr>
+          <w:b/>
+          <w:bCs/>
+          <w:lang w:val="de-DE" w:eastAsia="de-DE"/>
+        </w:rPr>
+        <w:t>Upload your solutions as a PDF file to cocalc.</w:t>
       </w:r>
     </w:p>
     <w:p>
@@ -1323,29 +1326,7 @@
       </w:pPr>
       <w:r>
         <w:rPr>
-          <w:color w:val="000000"/>
-          <w:spacing w:val="0"/>
-        </w:rPr>
-      </w:r>
-    </w:p>
-    <w:p>
-      <w:pPr>
-        <w:pStyle w:val="Normal"/>
-        <w:tabs>
-          <w:tab w:val="clear" w:pos="720"/>
-          <w:tab w:val="left" w:pos="567" w:leader="none"/>
-        </w:tabs>
-        <w:spacing w:lineRule="exact" w:line="340" w:before="0" w:after="120"/>
-        <w:ind w:hanging="360" w:left="1440"/>
-        <w:jc w:val="left"/>
-        <w:rPr>
           <w:lang w:val="de-DE" w:eastAsia="de-DE"/>
-        </w:rPr>
-      </w:pPr>
-      <w:r>
-        <w:rPr>
-          <w:color w:val="000000"/>
-          <w:spacing w:val="0"/>
         </w:rPr>
       </w:r>
     </w:p>
@@ -1655,7 +1636,7 @@
       <mc:AlternateContent>
         <mc:Choice Requires="wps">
           <w:drawing>
-            <wp:anchor distT="0" distB="0" distL="0" distR="0" simplePos="0" relativeHeight="2" behindDoc="1" locked="0" layoutInCell="0" allowOverlap="1">
+            <wp:anchor distT="0" distB="0" distL="0" distR="0" simplePos="0" relativeHeight="4" behindDoc="1" locked="0" layoutInCell="0" allowOverlap="1">
               <wp:simplePos x="0" y="0"/>
               <wp:positionH relativeFrom="margin">
                 <wp:align>right</wp:align>
@@ -1724,7 +1705,7 @@
                               <w:rStyle w:val="PageNumber"/>
                               <w:color w:val="000000"/>
                             </w:rPr>
-                            <w:t>2</w:t>
+                            <w:t>3</w:t>
                           </w:r>
                           <w:r>
                             <w:rPr>
@@ -1784,7 +1765,7 @@
                         <w:rStyle w:val="PageNumber"/>
                         <w:color w:val="000000"/>
                       </w:rPr>
-                      <w:t>2</w:t>
+                      <w:t>3</w:t>
                     </w:r>
                     <w:r>
                       <w:rPr>
@@ -1802,7 +1783,7 @@
         </mc:Fallback>
       </mc:AlternateContent>
       <w:drawing>
-        <wp:anchor distT="0" distB="0" distL="0" distR="0" simplePos="0" relativeHeight="5" behindDoc="1" locked="0" layoutInCell="1" allowOverlap="1">
+        <wp:anchor distT="0" distB="0" distL="0" distR="0" simplePos="0" relativeHeight="8" behindDoc="1" locked="0" layoutInCell="1" allowOverlap="1">
           <wp:simplePos x="0" y="0"/>
           <wp:positionH relativeFrom="column">
             <wp:posOffset>635</wp:posOffset>
@@ -1863,7 +1844,7 @@
     <w:r>
       <w:rPr/>
       <w:drawing>
-        <wp:anchor distT="0" distB="0" distL="0" distR="0" simplePos="0" relativeHeight="4" behindDoc="1" locked="0" layoutInCell="1" allowOverlap="1">
+        <wp:anchor distT="0" distB="0" distL="0" distR="0" simplePos="0" relativeHeight="6" behindDoc="1" locked="0" layoutInCell="1" allowOverlap="1">
           <wp:simplePos x="0" y="0"/>
           <wp:positionH relativeFrom="column">
             <wp:posOffset>-540385</wp:posOffset>
@@ -1945,7 +1926,7 @@
         <w:b/>
       </w:rPr>
       <w:drawing>
-        <wp:anchor distT="0" distB="0" distL="114300" distR="114300" simplePos="0" relativeHeight="8" behindDoc="0" locked="0" layoutInCell="0" allowOverlap="1">
+        <wp:anchor distT="0" distB="0" distL="114300" distR="114300" simplePos="0" relativeHeight="12" behindDoc="0" locked="0" layoutInCell="0" allowOverlap="1">
           <wp:simplePos x="0" y="0"/>
           <wp:positionH relativeFrom="column">
             <wp:posOffset>3967480</wp:posOffset>
@@ -1957,13 +1938,13 @@
           <wp:effectExtent l="0" t="0" r="0" b="0"/>
           <wp:wrapTight wrapText="bothSides">
             <wp:wrapPolygon edited="0">
-              <wp:start x="-21" y="0"/>
-              <wp:lineTo x="-21" y="20759"/>
+              <wp:start x="-25" y="0"/>
+              <wp:lineTo x="-25" y="20759"/>
               <wp:lineTo x="21460" y="20759"/>
               <wp:lineTo x="21460" y="8916"/>
-              <wp:lineTo x="4112" y="8916"/>
-              <wp:lineTo x="4112" y="0"/>
-              <wp:lineTo x="-21" y="0"/>
+              <wp:lineTo x="4108" y="8916"/>
+              <wp:lineTo x="4108" y="0"/>
+              <wp:lineTo x="-25" y="0"/>
             </wp:wrapPolygon>
           </wp:wrapTight>
           <wp:docPr id="4" name="Picture 5"/>
@@ -2019,7 +2000,7 @@
     <w:r>
       <w:rPr/>
       <w:drawing>
-        <wp:anchor distT="0" distB="0" distL="0" distR="114300" simplePos="0" relativeHeight="6" behindDoc="0" locked="0" layoutInCell="0" allowOverlap="1">
+        <wp:anchor distT="0" distB="0" distL="0" distR="114300" simplePos="0" relativeHeight="9" behindDoc="0" locked="0" layoutInCell="0" allowOverlap="1">
           <wp:simplePos x="0" y="0"/>
           <wp:positionH relativeFrom="page">
             <wp:align>left</wp:align>
@@ -2031,13 +2012,13 @@
           <wp:effectExtent l="0" t="0" r="0" b="0"/>
           <wp:wrapTight wrapText="bothSides">
             <wp:wrapPolygon edited="0">
-              <wp:start x="-21" y="0"/>
-              <wp:lineTo x="-21" y="21061"/>
+              <wp:start x="-25" y="0"/>
+              <wp:lineTo x="-25" y="21061"/>
               <wp:lineTo x="21486" y="21061"/>
               <wp:lineTo x="21486" y="9334"/>
-              <wp:lineTo x="4112" y="7081"/>
-              <wp:lineTo x="4112" y="0"/>
-              <wp:lineTo x="-21" y="0"/>
+              <wp:lineTo x="4108" y="7081"/>
+              <wp:lineTo x="4108" y="0"/>
+              <wp:lineTo x="-25" y="0"/>
             </wp:wrapPolygon>
           </wp:wrapTight>
           <wp:docPr id="5" name="Picture 469"/>
@@ -3151,8 +3132,8 @@
       <w:szCs w:val="20"/>
     </w:rPr>
   </w:style>
-  <w:style w:type="character" w:styleId="EndnoteCharactersuser">
-    <w:name w:val="Endnote Characters (user)"/>
+  <w:style w:type="character" w:styleId="EndnoteCharacters">
+    <w:name w:val="Endnote Characters"/>
     <w:uiPriority w:val="99"/>
     <w:semiHidden/>
     <w:unhideWhenUsed/>
@@ -3162,8 +3143,8 @@
       <w:vertAlign w:val="superscript"/>
     </w:rPr>
   </w:style>
-  <w:style w:type="character" w:styleId="EndnoteCharacters">
-    <w:name w:val="Endnote Characters"/>
+  <w:style w:type="character" w:styleId="EndnoteCharactersuser">
+    <w:name w:val="Endnote Characters (user)"/>
     <w:qFormat/>
     <w:rPr>
       <w:vertAlign w:val="superscript"/>
@@ -3187,18 +3168,18 @@
       <w:szCs w:val="20"/>
     </w:rPr>
   </w:style>
+  <w:style w:type="character" w:styleId="FootnoteCharacters">
+    <w:name w:val="Footnote Characters"/>
+    <w:uiPriority w:val="99"/>
+    <w:unhideWhenUsed/>
+    <w:qFormat/>
+    <w:rsid w:val="004d5a25"/>
+    <w:rPr>
+      <w:vertAlign w:val="superscript"/>
+    </w:rPr>
+  </w:style>
   <w:style w:type="character" w:styleId="FootnoteCharactersuser">
     <w:name w:val="Footnote Characters (user)"/>
-    <w:uiPriority w:val="99"/>
-    <w:unhideWhenUsed/>
-    <w:qFormat/>
-    <w:rsid w:val="004d5a25"/>
-    <w:rPr>
-      <w:vertAlign w:val="superscript"/>
-    </w:rPr>
-  </w:style>
-  <w:style w:type="character" w:styleId="FootnoteCharacters">
-    <w:name w:val="Footnote Characters"/>
     <w:qFormat/>
     <w:rPr>
       <w:vertAlign w:val="superscript"/>
@@ -3380,8 +3361,8 @@
       <w:lang w:eastAsia="de-DE"/>
     </w:rPr>
   </w:style>
-  <w:style w:type="character" w:styleId="Bulletsuser">
-    <w:name w:val="Bullets (user)"/>
+  <w:style w:type="character" w:styleId="Bullets">
+    <w:name w:val="Bullets"/>
     <w:qFormat/>
     <w:rPr>
       <w:rFonts w:ascii="OpenSymbol" w:hAnsi="OpenSymbol" w:eastAsia="OpenSymbol" w:cs="OpenSymbol"/>
@@ -3942,6 +3923,13 @@
       <w:lang w:eastAsia="de-DE"/>
     </w:rPr>
   </w:style>
+  <w:style w:type="paragraph" w:styleId="FrameContents">
+    <w:name w:val="Frame Contents"/>
+    <w:basedOn w:val="Normal"/>
+    <w:qFormat/>
+    <w:pPr/>
+    <w:rPr/>
+  </w:style>
   <w:style w:type="paragraph" w:styleId="FrameContentsuser">
     <w:name w:val="Frame Contents (user)"/>
     <w:basedOn w:val="Normal"/>
@@ -3949,13 +3937,6 @@
     <w:pPr/>
     <w:rPr/>
   </w:style>
-  <w:style w:type="paragraph" w:styleId="FrameContents">
-    <w:name w:val="Frame Contents"/>
-    <w:basedOn w:val="Normal"/>
-    <w:qFormat/>
-    <w:pPr/>
-    <w:rPr/>
-  </w:style>
   <w:style w:type="paragraph" w:styleId="TableContents">
     <w:name w:val="Table Contents"/>
     <w:basedOn w:val="Normal"/>
@@ -3984,6 +3965,7 @@
     <w:qFormat/>
     <w:pPr>
       <w:widowControl/>
+      <w:suppressAutoHyphens w:val="true"/>
       <w:bidi w:val="0"/>
       <w:spacing w:lineRule="atLeast" w:line="200" w:before="0" w:after="0"/>
       <w:jc w:val="left"/>

--- a/Emerging-Technologies-for-the-Circular-Economy/Exercises/E04-LCA-Part-2.docx
+++ b/Emerging-Technologies-for-the-Circular-Economy/Exercises/E04-LCA-Part-2.docx
@@ -59,16 +59,16 @@
                           <wps:cNvSpPr/>
                           <wps:spPr>
                             <a:xfrm>
-                              <a:off x="4864680" y="0"/>
-                              <a:ext cx="520560" cy="11593080"/>
+                              <a:off x="4865400" y="0"/>
+                              <a:ext cx="520200" cy="11593080"/>
                             </a:xfrm>
                             <a:custGeom>
                               <a:avLst/>
                               <a:gdLst>
-                                <a:gd name="textAreaLeft" fmla="*/ 0 w 295200"/>
-                                <a:gd name="textAreaRight" fmla="*/ 298080 w 295200"/>
+                                <a:gd name="textAreaLeft" fmla="*/ 0 w 294840"/>
+                                <a:gd name="textAreaRight" fmla="*/ 298080 w 294840"/>
                                 <a:gd name="textAreaTop" fmla="*/ 0 h 6572520"/>
-                                <a:gd name="textAreaBottom" fmla="*/ 6575400 h 6572520"/>
+                                <a:gd name="textAreaBottom" fmla="*/ 6575760 h 6572520"/>
                               </a:gdLst>
                               <a:ahLst/>
                               <a:cxnLst/>
@@ -251,7 +251,23 @@
           <w:bCs w:val="false"/>
           <w:lang w:val="de-DE"/>
         </w:rPr>
-        <w:t>.07.2026</w:t>
+        <w:t>.0</w:t>
+      </w:r>
+      <w:r>
+        <w:rPr>
+          <w:b w:val="false"/>
+          <w:bCs w:val="false"/>
+          <w:lang w:val="de-DE"/>
+        </w:rPr>
+        <w:t>6</w:t>
+      </w:r>
+      <w:r>
+        <w:rPr>
+          <w:b w:val="false"/>
+          <w:bCs w:val="false"/>
+          <w:lang w:val="de-DE"/>
+        </w:rPr>
+        <w:t>.2026</w:t>
       </w:r>
     </w:p>
     <w:p>
@@ -282,7 +298,23 @@
           <w:bCs w:val="false"/>
           <w:lang w:val="de-DE"/>
         </w:rPr>
-        <w:t>08.07.202</w:t>
+        <w:t>08.0</w:t>
+      </w:r>
+      <w:r>
+        <w:rPr>
+          <w:b w:val="false"/>
+          <w:bCs w:val="false"/>
+          <w:lang w:val="de-DE"/>
+        </w:rPr>
+        <w:t>6</w:t>
+      </w:r>
+      <w:r>
+        <w:rPr>
+          <w:b w:val="false"/>
+          <w:bCs w:val="false"/>
+          <w:lang w:val="de-DE"/>
+        </w:rPr>
+        <w:t>.202</w:t>
       </w:r>
       <w:r>
         <w:rPr>
@@ -1938,13 +1970,13 @@
           <wp:effectExtent l="0" t="0" r="0" b="0"/>
           <wp:wrapTight wrapText="bothSides">
             <wp:wrapPolygon edited="0">
-              <wp:start x="-25" y="0"/>
-              <wp:lineTo x="-25" y="20759"/>
+              <wp:start x="-29" y="0"/>
+              <wp:lineTo x="-29" y="20759"/>
               <wp:lineTo x="21460" y="20759"/>
               <wp:lineTo x="21460" y="8916"/>
-              <wp:lineTo x="4108" y="8916"/>
-              <wp:lineTo x="4108" y="0"/>
-              <wp:lineTo x="-25" y="0"/>
+              <wp:lineTo x="4104" y="8916"/>
+              <wp:lineTo x="4104" y="0"/>
+              <wp:lineTo x="-29" y="0"/>
             </wp:wrapPolygon>
           </wp:wrapTight>
           <wp:docPr id="4" name="Picture 5"/>
@@ -2012,13 +2044,13 @@
           <wp:effectExtent l="0" t="0" r="0" b="0"/>
           <wp:wrapTight wrapText="bothSides">
             <wp:wrapPolygon edited="0">
-              <wp:start x="-25" y="0"/>
-              <wp:lineTo x="-25" y="21061"/>
+              <wp:start x="-29" y="0"/>
+              <wp:lineTo x="-29" y="21061"/>
               <wp:lineTo x="21486" y="21061"/>
               <wp:lineTo x="21486" y="9334"/>
-              <wp:lineTo x="4108" y="7081"/>
-              <wp:lineTo x="4108" y="0"/>
-              <wp:lineTo x="-25" y="0"/>
+              <wp:lineTo x="4104" y="7081"/>
+              <wp:lineTo x="4104" y="0"/>
+              <wp:lineTo x="-29" y="0"/>
             </wp:wrapPolygon>
           </wp:wrapTight>
           <wp:docPr id="5" name="Picture 469"/>
@@ -3132,8 +3164,8 @@
       <w:szCs w:val="20"/>
     </w:rPr>
   </w:style>
-  <w:style w:type="character" w:styleId="EndnoteCharacters">
-    <w:name w:val="Endnote Characters"/>
+  <w:style w:type="character" w:styleId="EndnoteCharactersuser">
+    <w:name w:val="Endnote Characters (user)"/>
     <w:uiPriority w:val="99"/>
     <w:semiHidden/>
     <w:unhideWhenUsed/>
@@ -3143,8 +3175,8 @@
       <w:vertAlign w:val="superscript"/>
     </w:rPr>
   </w:style>
-  <w:style w:type="character" w:styleId="EndnoteCharactersuser">
-    <w:name w:val="Endnote Characters (user)"/>
+  <w:style w:type="character" w:styleId="EndnoteCharacters">
+    <w:name w:val="Endnote Characters"/>
     <w:qFormat/>
     <w:rPr>
       <w:vertAlign w:val="superscript"/>
@@ -3168,18 +3200,18 @@
       <w:szCs w:val="20"/>
     </w:rPr>
   </w:style>
+  <w:style w:type="character" w:styleId="FootnoteCharactersuser">
+    <w:name w:val="Footnote Characters (user)"/>
+    <w:uiPriority w:val="99"/>
+    <w:unhideWhenUsed/>
+    <w:qFormat/>
+    <w:rsid w:val="004d5a25"/>
+    <w:rPr>
+      <w:vertAlign w:val="superscript"/>
+    </w:rPr>
+  </w:style>
   <w:style w:type="character" w:styleId="FootnoteCharacters">
     <w:name w:val="Footnote Characters"/>
-    <w:uiPriority w:val="99"/>
-    <w:unhideWhenUsed/>
-    <w:qFormat/>
-    <w:rsid w:val="004d5a25"/>
-    <w:rPr>
-      <w:vertAlign w:val="superscript"/>
-    </w:rPr>
-  </w:style>
-  <w:style w:type="character" w:styleId="FootnoteCharactersuser">
-    <w:name w:val="Footnote Characters (user)"/>
     <w:qFormat/>
     <w:rPr>
       <w:vertAlign w:val="superscript"/>
@@ -3361,8 +3393,8 @@
       <w:lang w:eastAsia="de-DE"/>
     </w:rPr>
   </w:style>
-  <w:style w:type="character" w:styleId="Bullets">
-    <w:name w:val="Bullets"/>
+  <w:style w:type="character" w:styleId="Bulletsuser">
+    <w:name w:val="Bullets (user)"/>
     <w:qFormat/>
     <w:rPr>
       <w:rFonts w:ascii="OpenSymbol" w:hAnsi="OpenSymbol" w:eastAsia="OpenSymbol" w:cs="OpenSymbol"/>
@@ -3923,15 +3955,15 @@
       <w:lang w:eastAsia="de-DE"/>
     </w:rPr>
   </w:style>
+  <w:style w:type="paragraph" w:styleId="FrameContentsuser">
+    <w:name w:val="Frame Contents (user)"/>
+    <w:basedOn w:val="Normal"/>
+    <w:qFormat/>
+    <w:pPr/>
+    <w:rPr/>
+  </w:style>
   <w:style w:type="paragraph" w:styleId="FrameContents">
     <w:name w:val="Frame Contents"/>
-    <w:basedOn w:val="Normal"/>
-    <w:qFormat/>
-    <w:pPr/>
-    <w:rPr/>
-  </w:style>
-  <w:style w:type="paragraph" w:styleId="FrameContentsuser">
-    <w:name w:val="Frame Contents (user)"/>
     <w:basedOn w:val="Normal"/>
     <w:qFormat/>
     <w:pPr/>
